--- a/downloads/teacher/04 Units/Unit 02 - Individual Growth and Life Readiness - Me, My Goals, My Money/Assessment 02.1 - Money Basics Quiz.docx
+++ b/downloads/teacher/04 Units/Unit 02 - Individual Growth and Life Readiness - Me, My Goals, My Money/Assessment 02.1 - Money Basics Quiz.docx
@@ -1285,35 +1285,65 @@
       <w:r>
         <w:t xml:space="preserve">Write four to five sentences.</w:t>
       </w:r>
-      <w:r>
-        <w:t xml:space="preserve"> </w:t>
-      </w:r>
-      <w:r>
-        <w:t xml:space="preserve">- Which option should he pick?</w:t>
-      </w:r>
-      <w:r>
-        <w:t xml:space="preserve"> </w:t>
-      </w:r>
-      <w:r>
-        <w:t xml:space="preserve">- Name one cost of Option 1.</w:t>
-      </w:r>
-      <w:r>
-        <w:t xml:space="preserve"> </w:t>
-      </w:r>
-      <w:r>
-        <w:t xml:space="preserve">- Name one benefit of Option 2.</w:t>
-      </w:r>
-      <w:r>
-        <w:t xml:space="preserve"> </w:t>
-      </w:r>
-      <w:r>
-        <w:t xml:space="preserve">- When he buys it in the store, which way should he pay, and why?</w:t>
-      </w:r>
-      <w:r>
-        <w:t xml:space="preserve"> </w:t>
-      </w:r>
-      <w:r>
-        <w:t xml:space="preserve">- Which budget step from Lesson 2.9 makes Option 2 work?</w:t>
+    </w:p>
+    <w:p>
+      <w:pPr>
+        <w:numPr>
+          <w:ilvl w:val="0"/>
+          <w:numId w:val="1010"/>
+        </w:numPr>
+        <w:pStyle w:val="Compact"/>
+      </w:pPr>
+      <w:r>
+        <w:t xml:space="preserve">Which option should he pick?</w:t>
+      </w:r>
+    </w:p>
+    <w:p>
+      <w:pPr>
+        <w:numPr>
+          <w:ilvl w:val="0"/>
+          <w:numId w:val="1010"/>
+        </w:numPr>
+        <w:pStyle w:val="Compact"/>
+      </w:pPr>
+      <w:r>
+        <w:t xml:space="preserve">Name one cost of Option 1.</w:t>
+      </w:r>
+    </w:p>
+    <w:p>
+      <w:pPr>
+        <w:numPr>
+          <w:ilvl w:val="0"/>
+          <w:numId w:val="1010"/>
+        </w:numPr>
+        <w:pStyle w:val="Compact"/>
+      </w:pPr>
+      <w:r>
+        <w:t xml:space="preserve">Name one benefit of Option 2.</w:t>
+      </w:r>
+    </w:p>
+    <w:p>
+      <w:pPr>
+        <w:numPr>
+          <w:ilvl w:val="0"/>
+          <w:numId w:val="1010"/>
+        </w:numPr>
+        <w:pStyle w:val="Compact"/>
+      </w:pPr>
+      <w:r>
+        <w:t xml:space="preserve">When he buys it in the store, which way should he pay, and why?</w:t>
+      </w:r>
+    </w:p>
+    <w:p>
+      <w:pPr>
+        <w:numPr>
+          <w:ilvl w:val="0"/>
+          <w:numId w:val="1010"/>
+        </w:numPr>
+        <w:pStyle w:val="Compact"/>
+      </w:pPr>
+      <w:r>
+        <w:t xml:space="preserve">Which budget step from Lesson 2.9 makes Option 2 work?</w:t>
       </w:r>
     </w:p>
     <w:p>
@@ -1343,7 +1373,7 @@
     </w:p>
     <w:p>
       <w:pPr>
-        <w:pStyle w:val="BodyText"/>
+        <w:pStyle w:val="FirstParagraph"/>
       </w:pPr>
       <w:r>
         <w:rPr>
@@ -2089,28 +2119,46 @@
         </w:rPr>
         <w:t xml:space="preserve">Scoring notes</w:t>
       </w:r>
+    </w:p>
+    <w:p>
+      <w:pPr>
+        <w:numPr>
+          <w:ilvl w:val="0"/>
+          <w:numId w:val="1011"/>
+        </w:numPr>
+        <w:pStyle w:val="Compact"/>
+      </w:pPr>
+      <w:r>
+        <w:t xml:space="preserve">20 to 25: got it. 15 to 19: review the items missed and offer the retake. Under 15: retake after a one-on-one review with the Interest Math Practice and the Budget Builder.</w:t>
+      </w:r>
+    </w:p>
+    <w:p>
+      <w:pPr>
+        <w:numPr>
+          <w:ilvl w:val="0"/>
+          <w:numId w:val="1011"/>
+        </w:numPr>
+        <w:pStyle w:val="Compact"/>
+      </w:pPr>
+      <w:r>
+        <w:t xml:space="preserve">Item 7 is the one to read closely. A student who writes savings last, or writes $0 for savings, has not got the habit; that is 1 of 2 even if the arithmetic is right.</w:t>
+      </w:r>
+    </w:p>
+    <w:p>
+      <w:pPr>
+        <w:numPr>
+          <w:ilvl w:val="0"/>
+          <w:numId w:val="1011"/>
+        </w:numPr>
+        <w:pStyle w:val="Compact"/>
+      </w:pPr>
+      <w:r>
+        <w:t xml:space="preserve">Item 12 is a 4 at most if the student picks Option 1 with a real argument (for example,</w:t>
+      </w:r>
       <w:r>
         <w:t xml:space="preserve"> </w:t>
       </w:r>
       <w:r>
-        <w:t xml:space="preserve">- 20 to 25: got it. 15 to 19: review the items missed and offer the retake. Under 15: retake after a one-on-one review with the Interest Math Practice and the Budget Builder.</w:t>
-      </w:r>
-      <w:r>
-        <w:t xml:space="preserve"> </w:t>
-      </w:r>
-      <w:r>
-        <w:t xml:space="preserve">- Item 7 is the one to read closely. A student who writes savings last, or writes $0 for savings, has not got the habit; that is 1 of 2 even if the arithmetic is right.</w:t>
-      </w:r>
-      <w:r>
-        <w:t xml:space="preserve"> </w:t>
-      </w:r>
-      <w:r>
-        <w:t xml:space="preserve">- Item 12 is a 4 at most if the student picks Option 1 with a real argument (for example,</w:t>
-      </w:r>
-      <w:r>
-        <w:t xml:space="preserve"> </w:t>
-      </w:r>
-      <w:r>
         <w:t xml:space="preserve">“</w:t>
       </w:r>
       <w:r>
@@ -2122,16 +2170,22 @@
       <w:r>
         <w:t xml:space="preserve">). That is rare and should be respected, but the way-to-pay and budget-step points still apply.</w:t>
       </w:r>
-      <w:r>
-        <w:t xml:space="preserve"> </w:t>
-      </w:r>
-      <w:r>
-        <w:t xml:space="preserve">- Items 6 and 11 are the arithmetic that Project 02’s budget revision depends on. Note who missed them.</w:t>
-      </w:r>
-    </w:p>
-    <w:p>
-      <w:pPr>
-        <w:pStyle w:val="BodyText"/>
+    </w:p>
+    <w:p>
+      <w:pPr>
+        <w:numPr>
+          <w:ilvl w:val="0"/>
+          <w:numId w:val="1011"/>
+        </w:numPr>
+        <w:pStyle w:val="Compact"/>
+      </w:pPr>
+      <w:r>
+        <w:t xml:space="preserve">Items 6 and 11 are the arithmetic that Project 02’s budget revision depends on. Note who missed them.</w:t>
+      </w:r>
+    </w:p>
+    <w:p>
+      <w:pPr>
+        <w:pStyle w:val="FirstParagraph"/>
       </w:pPr>
       <w:r>
         <w:rPr>
@@ -2139,11 +2193,17 @@
         </w:rPr>
         <w:t xml:space="preserve">ELL and IEP versions</w:t>
       </w:r>
-      <w:r>
-        <w:t xml:space="preserve"> </w:t>
-      </w:r>
-      <w:r>
-        <w:t xml:space="preserve">- ELL: the stub stays the same; items 9 and 10 include the word bank from</w:t>
+    </w:p>
+    <w:p>
+      <w:pPr>
+        <w:numPr>
+          <w:ilvl w:val="0"/>
+          <w:numId w:val="1012"/>
+        </w:numPr>
+        <w:pStyle w:val="Compact"/>
+      </w:pPr>
+      <w:r>
+        <w:t xml:space="preserve">ELL: the stub stays the same; items 9 and 10 include the word bank from</w:t>
       </w:r>
       <w:r>
         <w:t xml:space="preserve"> </w:t>
@@ -2221,46 +2281,64 @@
       <w:r>
         <w:t xml:space="preserve">because ___."</w:t>
       </w:r>
+    </w:p>
+    <w:p>
+      <w:pPr>
+        <w:numPr>
+          <w:ilvl w:val="0"/>
+          <w:numId w:val="1012"/>
+        </w:numPr>
+        <w:pStyle w:val="Compact"/>
+      </w:pPr>
+      <w:r>
+        <w:t xml:space="preserve">IEP and 504: extended time; the quiz may be read aloud; item 12 may be answered orally and recorded by the teacher; a calculator is already allowed for everyone.</w:t>
+      </w:r>
+    </w:p>
+    <w:p>
+      <w:pPr>
+        <w:numPr>
+          <w:ilvl w:val="0"/>
+          <w:numId w:val="1012"/>
+        </w:numPr>
+        <w:pStyle w:val="Compact"/>
+      </w:pPr>
+      <w:r>
+        <w:t xml:space="preserve">Grade 6 support: give items 1 through 10 and item 12 with the first three bullets only (20 points; scale to 25).</w:t>
+      </w:r>
+    </w:p>
+    <w:p>
+      <w:pPr>
+        <w:numPr>
+          <w:ilvl w:val="0"/>
+          <w:numId w:val="1012"/>
+        </w:numPr>
+        <w:pStyle w:val="Compact"/>
+      </w:pPr>
+      <w:r>
+        <w:t xml:space="preserve">Grade 8 stretch: add one item:</w:t>
+      </w:r>
       <w:r>
         <w:t xml:space="preserve"> </w:t>
       </w:r>
       <w:r>
-        <w:t xml:space="preserve">- IEP and 504: extended time; the quiz may be read aloud; item 12 may be answered orally and recorded by the teacher; a calculator is already allowed for everyone.</w:t>
+        <w:t xml:space="preserve">“</w:t>
+      </w:r>
+      <w:r>
+        <w:t xml:space="preserve">Rosa’s Social Security line should be 6.2 percent of gross. Check it.</w:t>
+      </w:r>
+      <w:r>
+        <w:t xml:space="preserve">”</w:t>
       </w:r>
       <w:r>
         <w:t xml:space="preserve"> </w:t>
       </w:r>
       <w:r>
-        <w:t xml:space="preserve">- Grade 6 support: give items 1 through 10 and item 12 with the first three bullets only (20 points; scale to 25).</w:t>
-      </w:r>
-      <w:r>
-        <w:t xml:space="preserve"> </w:t>
-      </w:r>
-      <w:r>
-        <w:t xml:space="preserve">- Grade 8 stretch: add one item:</w:t>
-      </w:r>
-      <w:r>
-        <w:t xml:space="preserve"> </w:t>
-      </w:r>
-      <w:r>
-        <w:t xml:space="preserve">“</w:t>
-      </w:r>
-      <w:r>
-        <w:t xml:space="preserve">Rosa’s Social Security line should be 6.2 percent of gross. Check it.</w:t>
-      </w:r>
-      <w:r>
-        <w:t xml:space="preserve">”</w:t>
-      </w:r>
-      <w:r>
-        <w:t xml:space="preserve"> </w:t>
-      </w:r>
-      <w:r>
         <w:t xml:space="preserve">(350 x 0.062 = 21.70; it matches.) Bonus 2 points.</w:t>
       </w:r>
     </w:p>
     <w:p>
       <w:pPr>
-        <w:pStyle w:val="BodyText"/>
+        <w:pStyle w:val="FirstParagraph"/>
       </w:pPr>
       <w:r>
         <w:rPr>
@@ -2268,17 +2346,29 @@
         </w:rPr>
         <w:t xml:space="preserve">Sources</w:t>
       </w:r>
-      <w:r>
-        <w:t xml:space="preserve"> </w:t>
-      </w:r>
-      <w:r>
-        <w:t xml:space="preserve">- The pay stub, the people, and the deli are fictional; the rate is a plausible 2026 Long Island starting wage above minimum, marked [update]. Social Security and Medicare are the federal employee rates (6.2 and 1.45 percent).</w:t>
-      </w:r>
-      <w:r>
-        <w:t xml:space="preserve"> </w:t>
-      </w:r>
-      <w:r>
-        <w:t xml:space="preserve">- Standards: NYS IGLR module lines 4. a) through 4. f); CTE FCL 1. c), d), e); 2. a); 4. b), c), d), f); 5. a), b), c); CDOS 3a Basic Skills; NYS FACS Standard 3 PI C; National FCS 3.0 competencies 2.1.2, 2.4.3, 2.6.1, 2.6.2, 3.3.3. All quoted in the Lesson 2.7 to 2.13 files.</w:t>
+    </w:p>
+    <w:p>
+      <w:pPr>
+        <w:numPr>
+          <w:ilvl w:val="0"/>
+          <w:numId w:val="1013"/>
+        </w:numPr>
+        <w:pStyle w:val="Compact"/>
+      </w:pPr>
+      <w:r>
+        <w:t xml:space="preserve">The pay stub, the people, and the deli are fictional; the rate is a plausible 2026 Long Island starting wage above minimum, marked [update]. Social Security and Medicare are the federal employee rates (6.2 and 1.45 percent).</w:t>
+      </w:r>
+    </w:p>
+    <w:p>
+      <w:pPr>
+        <w:numPr>
+          <w:ilvl w:val="0"/>
+          <w:numId w:val="1013"/>
+        </w:numPr>
+        <w:pStyle w:val="Compact"/>
+      </w:pPr>
+      <w:r>
+        <w:t xml:space="preserve">Standards: NYS IGLR module lines 4. a) through 4. f); CTE FCL 1. c), d), e); 2. a); 4. b), c), d), f); 5. a), b), c); CDOS 3a Basic Skills; NYS FACS Standard 3 PI C; National FCS 3.0 competencies 2.1.2, 2.4.3, 2.6.1, 2.6.2, 3.3.3. All quoted in the Lesson 2.7 to 2.13 files.</w:t>
       </w:r>
     </w:p>
     <w:sectPr>
@@ -3471,6 +3561,109 @@
       </w:pPr>
     </w:lvl>
   </w:abstractNum>
+  <w:abstractNum w:abstractNumId="991">
+    <w:nsid w:val="da4300bd"/>
+    <w:multiLevelType w:val="multilevel"/>
+    <w:lvl w:ilvl="0">
+      <w:numFmt w:val="bullet"/>
+      <w:lvlText w:val="•"/>
+      <w:lvlJc w:val="left"/>
+      <w:pPr>
+        <w:tabs>
+          <w:tab w:val="num" w:pos="0"/>
+        </w:tabs>
+        <w:ind w:left="480" w:hanging="480"/>
+      </w:pPr>
+    </w:lvl>
+    <w:lvl w:ilvl="1">
+      <w:numFmt w:val="bullet"/>
+      <w:lvlText w:val="–"/>
+      <w:lvlJc w:val="left"/>
+      <w:pPr>
+        <w:tabs>
+          <w:tab w:val="num" w:pos="720"/>
+        </w:tabs>
+        <w:ind w:left="1200" w:hanging="480"/>
+      </w:pPr>
+    </w:lvl>
+    <w:lvl w:ilvl="2">
+      <w:numFmt w:val="bullet"/>
+      <w:lvlText w:val="•"/>
+      <w:lvlJc w:val="left"/>
+      <w:pPr>
+        <w:tabs>
+          <w:tab w:val="num" w:pos="1440"/>
+        </w:tabs>
+        <w:ind w:left="1920" w:hanging="480"/>
+      </w:pPr>
+    </w:lvl>
+    <w:lvl w:ilvl="3">
+      <w:numFmt w:val="bullet"/>
+      <w:lvlText w:val="–"/>
+      <w:lvlJc w:val="left"/>
+      <w:pPr>
+        <w:tabs>
+          <w:tab w:val="num" w:pos="2160"/>
+        </w:tabs>
+        <w:ind w:left="2640" w:hanging="480"/>
+      </w:pPr>
+    </w:lvl>
+    <w:lvl w:ilvl="4">
+      <w:numFmt w:val="bullet"/>
+      <w:lvlText w:val="•"/>
+      <w:lvlJc w:val="left"/>
+      <w:pPr>
+        <w:tabs>
+          <w:tab w:val="num" w:pos="2880"/>
+        </w:tabs>
+        <w:ind w:left="3360" w:hanging="480"/>
+      </w:pPr>
+    </w:lvl>
+    <w:lvl w:ilvl="5">
+      <w:numFmt w:val="bullet"/>
+      <w:lvlText w:val="–"/>
+      <w:lvlJc w:val="left"/>
+      <w:pPr>
+        <w:tabs>
+          <w:tab w:val="num" w:pos="3600"/>
+        </w:tabs>
+        <w:ind w:left="4080" w:hanging="480"/>
+      </w:pPr>
+    </w:lvl>
+    <w:lvl w:ilvl="6">
+      <w:numFmt w:val="bullet"/>
+      <w:lvlText w:val="•"/>
+      <w:lvlJc w:val="left"/>
+      <w:pPr>
+        <w:tabs>
+          <w:tab w:val="num" w:pos="4320"/>
+        </w:tabs>
+        <w:ind w:left="4800" w:hanging="480"/>
+      </w:pPr>
+    </w:lvl>
+    <w:lvl w:ilvl="7">
+      <w:numFmt w:val="bullet"/>
+      <w:lvlText w:val="–"/>
+      <w:lvlJc w:val="left"/>
+      <w:pPr>
+        <w:tabs>
+          <w:tab w:val="num" w:pos="5040"/>
+        </w:tabs>
+        <w:ind w:left="5520" w:hanging="480"/>
+      </w:pPr>
+    </w:lvl>
+    <w:lvl w:ilvl="8">
+      <w:numFmt w:val="bullet"/>
+      <w:lvlText w:val="•"/>
+      <w:lvlJc w:val="left"/>
+      <w:pPr>
+        <w:tabs>
+          <w:tab w:val="num" w:pos="5760"/>
+        </w:tabs>
+        <w:ind w:left="6240" w:hanging="480"/>
+      </w:pPr>
+    </w:lvl>
+  </w:abstractNum>
   <w:num w:numId="1000">
     <w:abstractNumId w:val="990"/>
   </w:num>
@@ -3743,6 +3936,18 @@
     <w:lvlOverride w:ilvl="8">
       <w:startOverride w:val="12"/>
     </w:lvlOverride>
+  </w:num>
+  <w:num w:numId="1010">
+    <w:abstractNumId w:val="991"/>
+  </w:num>
+  <w:num w:numId="1011">
+    <w:abstractNumId w:val="991"/>
+  </w:num>
+  <w:num w:numId="1012">
+    <w:abstractNumId w:val="991"/>
+  </w:num>
+  <w:num w:numId="1013">
+    <w:abstractNumId w:val="991"/>
   </w:num>
 </w:numbering>
 </file>

--- a/downloads/teacher/04 Units/Unit 02 - Individual Growth and Life Readiness - Me, My Goals, My Money/Assessment 02.1 - Money Basics Quiz.docx
+++ b/downloads/teacher/04 Units/Unit 02 - Individual Growth and Life Readiness - Me, My Goals, My Money/Assessment 02.1 - Money Basics Quiz.docx
@@ -363,15 +363,6 @@
             <w:r>
               <w:t xml:space="preserve">$17.50</w:t>
             </w:r>
-            <w:r>
-              <w:t xml:space="preserve"> </w:t>
-            </w:r>
-            <w:r>
-              <w:rPr>
-                <w:rStyle w:val="TeacherNote"/>
-              </w:rPr>
-              <w:t xml:space="preserve">[update]</w:t>
-            </w:r>
           </w:p>
         </w:tc>
         <w:tc>
@@ -757,7 +748,7 @@
         <w:pStyle w:val="Compact"/>
       </w:pPr>
       <w:r>
-        <w:t xml:space="preserve">Rosa’s net income for a month is about $580. Her savings goal is $600 in six months. Her fixed expenses are a phone plan ($35 [update]) and a bus pass ($60 [update]). Fill in the budget. Show your math. (2 points)</w:t>
+        <w:t xml:space="preserve">Rosa’s net income for a month is about $580. Her savings goal is $600 in six months. Her fixed expenses are a phone plan ($35) and a bus pass ($60). Fill in the budget. Show your math. (2 points)</w:t>
       </w:r>
     </w:p>
     <w:p>
@@ -1193,22 +1184,7 @@
         <w:pStyle w:val="Compact"/>
       </w:pPr>
       <w:r>
-        <w:t xml:space="preserve">Ines borrows $400 on a store card at 15 percent</w:t>
-      </w:r>
-      <w:r>
-        <w:t xml:space="preserve"> </w:t>
-      </w:r>
-      <w:r>
-        <w:rPr>
-          <w:rStyle w:val="TeacherNote"/>
-        </w:rPr>
-        <w:t xml:space="preserve">[update]</w:t>
-      </w:r>
-      <w:r>
-        <w:t xml:space="preserve"> </w:t>
-      </w:r>
-      <w:r>
-        <w:t xml:space="preserve">and pays nothing for two years. Use I = P x r x t. How much interest does she owe? What is the total she owes? Show your math. (3 points)</w:t>
+        <w:t xml:space="preserve">Ines borrows $400 on a store card at 15 percent and pays nothing for two years. Use I = P x r x t. How much interest does she owe? What is the total she owes? Show your math. (3 points)</w:t>
       </w:r>
     </w:p>
     <w:p>
@@ -1254,22 +1230,7 @@
         <w:pStyle w:val="FirstParagraph"/>
       </w:pPr>
       <w:r>
-        <w:t xml:space="preserve">Option 1: put the console on a store credit card at 24 percent</w:t>
-      </w:r>
-      <w:r>
-        <w:t xml:space="preserve"> </w:t>
-      </w:r>
-      <w:r>
-        <w:rPr>
-          <w:rStyle w:val="TeacherNote"/>
-        </w:rPr>
-        <w:t xml:space="preserve">[update]</w:t>
-      </w:r>
-      <w:r>
-        <w:t xml:space="preserve"> </w:t>
-      </w:r>
-      <w:r>
-        <w:t xml:space="preserve">and pay $25 a month.</w:t>
+        <w:t xml:space="preserve">Option 1: put the console on a store credit card at 24 percent and pay $25 a month.</w:t>
       </w:r>
       <w:r>
         <w:t xml:space="preserve"> </w:t>
@@ -2356,7 +2317,7 @@
         <w:pStyle w:val="Compact"/>
       </w:pPr>
       <w:r>
-        <w:t xml:space="preserve">The pay stub, the people, and the deli are fictional; the rate is a plausible 2026 Long Island starting wage above minimum, marked [update]. Social Security and Medicare are the federal employee rates (6.2 and 1.45 percent).</w:t>
+        <w:t xml:space="preserve">The pay stub, the people, and the deli are fictional; the rate is a plausible 2026 Long Island starting wage above minimum, to be refreshed before teaching. Social Security and Medicare are the federal employee rates (6.2 and 1.45 percent).</w:t>
       </w:r>
     </w:p>
     <w:p>
